--- a/파이썬-심화-데이터분석/10_그룹집계_groupby_pivot_정리본.docx
+++ b/파이썬-심화-데이터분석/10_그룹집계_groupby_pivot_정리본.docx
@@ -2226,497 +2226,6 @@
         </w:tc>
       </w:tr>
     </w:tbl>
-    <w:p>
-      <w:r>
-        <w:br w:type="page"/>
-      </w:r>
-    </w:p>
-    <w:p>
-      <w:pPr>
-        <w:pStyle w:val="Heading1"/>
-      </w:pPr>
-      <w:r>
-        <w:t xml:space="preserve">9. 확인 퀴즈</w:t>
-      </w:r>
-    </w:p>
-    <w:p>
-      <w:pPr>
-        <w:spacing w:after="120" w:line="276"/>
-      </w:pPr>
-      <w:r>
-        <w:t xml:space="preserve">총 10문항. 풀어본 뒤 다음 페이지 정답으로 채점하세요.</w:t>
-      </w:r>
-    </w:p>
-    <w:p>
-      <w:pPr>
-        <w:pStyle w:val="ListParagraph"/>
-        <w:numPr>
-          <w:ilvl w:val="0"/>
-          <w:numId w:val="2"/>
-        </w:numPr>
-        <w:spacing w:after="80" w:line="264"/>
-      </w:pPr>
-      <w:r>
-        <w:t xml:space="preserve">apply(axis=1) 과 apply(axis=0) 은 각각 무엇을 대상으로 함수를 적용하는가?</w:t>
-      </w:r>
-    </w:p>
-    <w:p>
-      <w:pPr>
-        <w:pStyle w:val="ListParagraph"/>
-        <w:numPr>
-          <w:ilvl w:val="0"/>
-          <w:numId w:val="2"/>
-        </w:numPr>
-        <w:spacing w:after="80" w:line="264"/>
-      </w:pPr>
-      <w:r>
-        <w:t xml:space="preserve">Series.map(dict) 에서 dict에 없는 키의 값은 어떻게 되며, 이를 무엇으로 탐지하는가?</w:t>
-      </w:r>
-    </w:p>
-    <w:p>
-      <w:pPr>
-        <w:pStyle w:val="ListParagraph"/>
-        <w:numPr>
-          <w:ilvl w:val="0"/>
-          <w:numId w:val="2"/>
-        </w:numPr>
-        <w:spacing w:after="80" w:line="264"/>
-      </w:pPr>
-      <w:r>
-        <w:t xml:space="preserve">groupby의 split-apply-combine 세 단계를 순서대로 설명하라.</w:t>
-      </w:r>
-    </w:p>
-    <w:p>
-      <w:pPr>
-        <w:pStyle w:val="ListParagraph"/>
-        <w:numPr>
-          <w:ilvl w:val="0"/>
-          <w:numId w:val="2"/>
-        </w:numPr>
-        <w:spacing w:after="80" w:line="264"/>
-      </w:pPr>
-      <w:r>
-        <w:t xml:space="preserve">groupby 결과에서 size() 와 count() 의 차이는? 발생 '건수'는 무엇으로 세는가?</w:t>
-      </w:r>
-    </w:p>
-    <w:p>
-      <w:pPr>
-        <w:pStyle w:val="ListParagraph"/>
-        <w:numPr>
-          <w:ilvl w:val="0"/>
-          <w:numId w:val="2"/>
-        </w:numPr>
-        <w:spacing w:after="80" w:line="264"/>
-      </w:pPr>
-      <w:r>
-        <w:t xml:space="preserve">named agg의 문법 형태(total=(...))는 무엇을 지정하기 위한 것인가?</w:t>
-      </w:r>
-    </w:p>
-    <w:p>
-      <w:pPr>
-        <w:pStyle w:val="ListParagraph"/>
-        <w:numPr>
-          <w:ilvl w:val="0"/>
-          <w:numId w:val="2"/>
-        </w:numPr>
-        <w:spacing w:after="80" w:line="264"/>
-      </w:pPr>
-      <w:r>
-        <w:t xml:space="preserve">groupby(['src_ip','result']) 처럼 두 열로 묶으면 결과 인덱스는 무엇이 되는가?</w:t>
-      </w:r>
-    </w:p>
-    <w:p>
-      <w:pPr>
-        <w:pStyle w:val="ListParagraph"/>
-        <w:numPr>
-          <w:ilvl w:val="0"/>
-          <w:numId w:val="2"/>
-        </w:numPr>
-        <w:spacing w:after="80" w:line="264"/>
-      </w:pPr>
-      <w:r>
-        <w:t xml:space="preserve">agg에 넘기는 사용자 함수는 무엇을 인자로 받고 무엇을 반환해야 하는가?</w:t>
-      </w:r>
-    </w:p>
-    <w:p>
-      <w:pPr>
-        <w:pStyle w:val="ListParagraph"/>
-        <w:numPr>
-          <w:ilvl w:val="0"/>
-          <w:numId w:val="2"/>
-        </w:numPr>
-        <w:spacing w:after="80" w:line="264"/>
-      </w:pPr>
-      <w:r>
-        <w:t xml:space="preserve">pivot_table의 index, columns, values, aggfunc, fill_value 는 각각 무슨 역할인가?</w:t>
-      </w:r>
-    </w:p>
-    <w:p>
-      <w:pPr>
-        <w:pStyle w:val="ListParagraph"/>
-        <w:numPr>
-          <w:ilvl w:val="0"/>
-          <w:numId w:val="2"/>
-        </w:numPr>
-        <w:spacing w:after="80" w:line="264"/>
-      </w:pPr>
-      <w:r>
-        <w:t xml:space="preserve">value_counts(normalize=True) 는 무엇을 반환하는가?</w:t>
-      </w:r>
-    </w:p>
-    <w:p>
-      <w:pPr>
-        <w:pStyle w:val="ListParagraph"/>
-        <w:numPr>
-          <w:ilvl w:val="0"/>
-          <w:numId w:val="2"/>
-        </w:numPr>
-        <w:spacing w:after="80" w:line="264"/>
-      </w:pPr>
-      <w:r>
-        <w:t xml:space="preserve">pd.cut(bins=[0,100,500]) 에서 경계 밖의 값은 어떻게 처리되는가?</w:t>
-      </w:r>
-    </w:p>
-    <w:p>
-      <w:r>
-        <w:br w:type="page"/>
-      </w:r>
-    </w:p>
-    <w:p>
-      <w:pPr>
-        <w:pStyle w:val="Heading1"/>
-      </w:pPr>
-      <w:r>
-        <w:t xml:space="preserve">정답 및 해설</w:t>
-      </w:r>
-    </w:p>
-    <w:p>
-      <w:pPr>
-        <w:shd w:fill="E2EFDA" w:val="clear"/>
-        <w:spacing w:after="100" w:line="264"/>
-      </w:pPr>
-      <w:r>
-        <w:rPr>
-          <w:b/>
-          <w:bCs/>
-          <w:color w:val="375623"/>
-        </w:rPr>
-        <w:t xml:space="preserve">1. </w:t>
-      </w:r>
-      <w:r>
-        <w:rPr>
-          <w:b/>
-          <w:bCs/>
-        </w:rPr>
-        <w:t xml:space="preserve">axis=1은 각 행(row)</w:t>
-      </w:r>
-      <w:r>
-        <w:t xml:space="preserve"> 을 받아 여러 열을 조합, </w:t>
-      </w:r>
-      <w:r>
-        <w:rPr>
-          <w:b/>
-          <w:bCs/>
-        </w:rPr>
-        <w:t xml:space="preserve">axis=0은 각 열(column)</w:t>
-      </w:r>
-      <w:r>
-        <w:t xml:space="preserve"> 을 받아 열별 통계를 낸다.</w:t>
-      </w:r>
-    </w:p>
-    <w:p>
-      <w:pPr>
-        <w:shd w:fill="E2EFDA" w:val="clear"/>
-        <w:spacing w:after="100" w:line="264"/>
-      </w:pPr>
-      <w:r>
-        <w:rPr>
-          <w:b/>
-          <w:bCs/>
-          <w:color w:val="375623"/>
-        </w:rPr>
-        <w:t xml:space="preserve">2. </w:t>
-      </w:r>
-      <w:r>
-        <w:rPr>
-          <w:b/>
-          <w:bCs/>
-        </w:rPr>
-        <w:t xml:space="preserve">NaN</w:t>
-      </w:r>
-      <w:r>
-        <w:t xml:space="preserve">이 된다. </w:t>
-      </w:r>
-      <w:r>
-        <w:rPr>
-          <w:b/>
-          <w:bCs/>
-        </w:rPr>
-        <w:t xml:space="preserve">isna()</w:t>
-      </w:r>
-      <w:r>
-        <w:t xml:space="preserve"> (또는 .isna().sum())로 룩업 누락을 탐지한다.</w:t>
-      </w:r>
-    </w:p>
-    <w:p>
-      <w:pPr>
-        <w:shd w:fill="E2EFDA" w:val="clear"/>
-        <w:spacing w:after="100" w:line="264"/>
-      </w:pPr>
-      <w:r>
-        <w:rPr>
-          <w:b/>
-          <w:bCs/>
-          <w:color w:val="375623"/>
-        </w:rPr>
-        <w:t xml:space="preserve">3. </w:t>
-      </w:r>
-      <w:r>
-        <w:rPr>
-          <w:b/>
-          <w:bCs/>
-        </w:rPr>
-        <w:t xml:space="preserve">split</w:t>
-      </w:r>
-      <w:r>
-        <w:t xml:space="preserve">: 키가 같은 행끼리 그룹으로 나눔 → </w:t>
-      </w:r>
-      <w:r>
-        <w:rPr>
-          <w:b/>
-          <w:bCs/>
-        </w:rPr>
-        <w:t xml:space="preserve">apply</w:t>
-      </w:r>
-      <w:r>
-        <w:t xml:space="preserve">: 각 그룹에 집계 함수 적용 → </w:t>
-      </w:r>
-      <w:r>
-        <w:rPr>
-          <w:b/>
-          <w:bCs/>
-        </w:rPr>
-        <w:t xml:space="preserve">combine</w:t>
-      </w:r>
-      <w:r>
-        <w:t xml:space="preserve">: 그룹별 결과를 하나의 표로 병합.</w:t>
-      </w:r>
-    </w:p>
-    <w:p>
-      <w:pPr>
-        <w:shd w:fill="E2EFDA" w:val="clear"/>
-        <w:spacing w:after="100" w:line="264"/>
-      </w:pPr>
-      <w:r>
-        <w:rPr>
-          <w:b/>
-          <w:bCs/>
-          <w:color w:val="375623"/>
-        </w:rPr>
-        <w:t xml:space="preserve">4. </w:t>
-      </w:r>
-      <w:r>
-        <w:rPr>
-          <w:b/>
-          <w:bCs/>
-        </w:rPr>
-        <w:t xml:space="preserve">size()는 NaN 포함 전체 행 수</w:t>
-      </w:r>
-      <w:r>
-        <w:t xml:space="preserve">, </w:t>
-      </w:r>
-      <w:r>
-        <w:rPr>
-          <w:b/>
-          <w:bCs/>
-        </w:rPr>
-        <w:t xml:space="preserve">count()는 값이 있는(NaN 아닌) 행만</w:t>
-      </w:r>
-      <w:r>
-        <w:t xml:space="preserve"> 센다. 발생 건수는 </w:t>
-      </w:r>
-      <w:r>
-        <w:rPr>
-          <w:b/>
-          <w:bCs/>
-        </w:rPr>
-        <w:t xml:space="preserve">size()</w:t>
-      </w:r>
-      <w:r>
-        <w:t xml:space="preserve"> 로 센다.</w:t>
-      </w:r>
-    </w:p>
-    <w:p>
-      <w:pPr>
-        <w:shd w:fill="E2EFDA" w:val="clear"/>
-        <w:spacing w:after="100" w:line="264"/>
-      </w:pPr>
-      <w:r>
-        <w:rPr>
-          <w:b/>
-          <w:bCs/>
-          <w:color w:val="375623"/>
-        </w:rPr>
-        <w:t xml:space="preserve">5. </w:t>
-      </w:r>
-      <w:r>
-        <w:rPr>
-          <w:b/>
-          <w:bCs/>
-        </w:rPr>
-        <w:t xml:space="preserve">결과 열 이름 = ("원본열", "집계함수")</w:t>
-      </w:r>
-      <w:r>
-        <w:t xml:space="preserve"> 를 지정한다. 의미 있는 열 이름(total·avg·fails)을 직접 붙여 보고서를 만든다.</w:t>
-      </w:r>
-    </w:p>
-    <w:p>
-      <w:pPr>
-        <w:shd w:fill="E2EFDA" w:val="clear"/>
-        <w:spacing w:after="100" w:line="264"/>
-      </w:pPr>
-      <w:r>
-        <w:rPr>
-          <w:b/>
-          <w:bCs/>
-          <w:color w:val="375623"/>
-        </w:rPr>
-        <w:t xml:space="preserve">6. </w:t>
-      </w:r>
-      <w:r>
-        <w:rPr>
-          <w:b/>
-          <w:bCs/>
-        </w:rPr>
-        <w:t xml:space="preserve">MultiIndex(계층 인덱스)</w:t>
-      </w:r>
-      <w:r>
-        <w:t xml:space="preserve"> 가 된다. 두 키의 조합마다 그룹이 생기며, pivot_table로 펼칠 수 있다.</w:t>
-      </w:r>
-    </w:p>
-    <w:p>
-      <w:pPr>
-        <w:shd w:fill="E2EFDA" w:val="clear"/>
-        <w:spacing w:after="100" w:line="264"/>
-      </w:pPr>
-      <w:r>
-        <w:rPr>
-          <w:b/>
-          <w:bCs/>
-          <w:color w:val="375623"/>
-        </w:rPr>
-        <w:t xml:space="preserve">7. </w:t>
-      </w:r>
-      <w:r>
-        <w:t xml:space="preserve">그룹의 </w:t>
-      </w:r>
-      <w:r>
-        <w:rPr>
-          <w:b/>
-          <w:bCs/>
-        </w:rPr>
-        <w:t xml:space="preserve">한 열(Series)</w:t>
-      </w:r>
-      <w:r>
-        <w:t xml:space="preserve"> 을 인자로 받아 </w:t>
-      </w:r>
-      <w:r>
-        <w:rPr>
-          <w:b/>
-          <w:bCs/>
-        </w:rPr>
-        <w:t xml:space="preserve">스칼라 하나</w:t>
-      </w:r>
-      <w:r>
-        <w:t xml:space="preserve">를 반환해야 한다 (예: s.max()-s.min()).</w:t>
-      </w:r>
-    </w:p>
-    <w:p>
-      <w:pPr>
-        <w:shd w:fill="E2EFDA" w:val="clear"/>
-        <w:spacing w:after="100" w:line="264"/>
-      </w:pPr>
-      <w:r>
-        <w:rPr>
-          <w:b/>
-          <w:bCs/>
-          <w:color w:val="375623"/>
-        </w:rPr>
-        <w:t xml:space="preserve">8. </w:t>
-      </w:r>
-      <w:r>
-        <w:rPr>
-          <w:b/>
-          <w:bCs/>
-        </w:rPr>
-        <w:t xml:space="preserve">index=행, columns=열 헤더, values=셀 값, aggfunc=집계 방법, fill_value=없는 조합을 채울 값(예: 0)</w:t>
-      </w:r>
-      <w:r>
-        <w:t xml:space="preserve">.</w:t>
-      </w:r>
-    </w:p>
-    <w:p>
-      <w:pPr>
-        <w:shd w:fill="E2EFDA" w:val="clear"/>
-        <w:spacing w:after="100" w:line="264"/>
-      </w:pPr>
-      <w:r>
-        <w:rPr>
-          <w:b/>
-          <w:bCs/>
-          <w:color w:val="375623"/>
-        </w:rPr>
-        <w:t xml:space="preserve">9. </w:t>
-      </w:r>
-      <w:r>
-        <w:t xml:space="preserve">각 값의 </w:t>
-      </w:r>
-      <w:r>
-        <w:rPr>
-          <w:b/>
-          <w:bCs/>
-        </w:rPr>
-        <w:t xml:space="preserve">전체 대비 출현 비율</w:t>
-      </w:r>
-      <w:r>
-        <w:t xml:space="preserve">(합이 1). normalize 없이는 개수(빈도)를 반환한다.</w:t>
-      </w:r>
-    </w:p>
-    <w:p>
-      <w:pPr>
-        <w:shd w:fill="E2EFDA" w:val="clear"/>
-        <w:spacing w:after="100" w:line="264"/>
-      </w:pPr>
-      <w:r>
-        <w:rPr>
-          <w:b/>
-          <w:bCs/>
-          <w:color w:val="375623"/>
-        </w:rPr>
-        <w:t xml:space="preserve">10. </w:t>
-      </w:r>
-      <w:r>
-        <w:t xml:space="preserve">경계 밖 값은 </w:t>
-      </w:r>
-      <w:r>
-        <w:rPr>
-          <w:b/>
-          <w:bCs/>
-        </w:rPr>
-        <w:t xml:space="preserve">NaN</w:t>
-      </w:r>
-      <w:r>
-        <w:t xml:space="preserve">이 된다. include_lowest=True를 쓰거나 bins 범위를 데이터에 맞게 확인해야 한다.</w:t>
-      </w:r>
-    </w:p>
-    <w:p>
-      <w:pPr>
-        <w:spacing w:after="60"/>
-      </w:pPr>
-      <w:r>
-        <w:t xml:space="preserve"/>
-      </w:r>
-    </w:p>
     <w:tbl>
       <w:tblPr>
         <w:tblW w:type="dxa" w:w="9360"/>
